--- a/Templates/ипотека/Определение о принятии короткий.docx
+++ b/Templates/ипотека/Определение о принятии короткий.docx
@@ -362,7 +362,7 @@
     <w:p>
       <w:pPr>
         <w:spacing w:after="0" w:line="240" w:lineRule="auto"/>
-        <w:jc w:val="both"/>
+        <w:jc w:val="right"/>
         <w:rPr>
           <w:rFonts w:ascii="Times New Roman" w:eastAsia="Times New Roman" w:hAnsi="Times New Roman"/>
           <w:sz w:val="24"/>

--- a/Templates/ипотека/Определение о принятии короткий.docx
+++ b/Templates/ипотека/Определение о принятии короткий.docx
@@ -141,7 +141,7 @@
           <w:szCs w:val="24"/>
           <w:lang w:eastAsia="ru-RU"/>
         </w:rPr>
-        <w:t xml:space="preserve">[66] судья [0]    [415], рассмотрев материалы гражданского дела по </w:t>
+        <w:t xml:space="preserve">[66] судья [002.1]    [415], рассмотрев материалы гражданского дела по </w:t>
       </w:r>
       <w:proofErr w:type="gramStart"/>
       <w:r>

--- a/Templates/ипотека/Определение о принятии короткий.docx
+++ b/Templates/ипотека/Определение о принятии короткий.docx
@@ -361,15 +361,27 @@
     </w:p>
     <w:p>
       <w:pPr>
-        <w:spacing w:after="0" w:line="240" w:lineRule="auto"/>
-        <w:jc w:val="right"/>
-        <w:rPr>
-          <w:rFonts w:ascii="Times New Roman" w:eastAsia="Times New Roman" w:hAnsi="Times New Roman"/>
-          <w:sz w:val="24"/>
-          <w:szCs w:val="24"/>
-          <w:lang w:eastAsia="ru-RU"/>
-        </w:rPr>
-      </w:pPr>
+        <w:tabs>
+          <w:tab w:pos="9355" w:val="right"/>
+        </w:tabs>
+        <w:spacing w:after="0" w:line="240" w:lineRule="auto"/>
+        <w:jc w:val="left"/>
+        <w:rPr>
+          <w:rFonts w:ascii="Times New Roman" w:eastAsia="Times New Roman" w:hAnsi="Times New Roman"/>
+          <w:sz w:val="24"/>
+          <w:szCs w:val="24"/>
+          <w:lang w:eastAsia="ru-RU"/>
+        </w:rPr>
+      </w:pPr>
+      <w:r>
+        <w:rPr>
+          <w:rFonts w:ascii="Times New Roman" w:eastAsia="Times New Roman" w:hAnsi="Times New Roman"/>
+          <w:sz w:val="24"/>
+          <w:szCs w:val="24"/>
+          <w:lang w:eastAsia="ru-RU"/>
+        </w:rPr>
+        <w:t>Судья:</w:t>
+      </w:r>
       <w:r>
         <w:rPr>
           <w:rFonts w:ascii="Times New Roman" w:eastAsia="Times New Roman" w:hAnsi="Times New Roman"/>
@@ -378,7 +390,7 @@
           <w:lang w:eastAsia="ru-RU"/>
         </w:rPr>
         <w:tab/>
-        <w:t>Судья:                                                                                                                           [415]</w:t>
+        <w:t>[415]</w:t>
       </w:r>
     </w:p>
     <w:p>

--- a/Templates/ипотека/Определение о принятии короткий.docx
+++ b/Templates/ипотека/Определение о принятии короткий.docx
@@ -124,6 +124,9 @@
     </w:p>
     <w:p>
       <w:pPr>
+        <w:tabs>
+          <w:tab w:pos="9355" w:val="right"/>
+        </w:tabs>
         <w:spacing w:after="0" w:line="240" w:lineRule="auto"/>
         <w:ind w:firstLine="708"/>
         <w:jc w:val="both"/>
@@ -141,7 +144,9 @@
           <w:szCs w:val="24"/>
           <w:lang w:eastAsia="ru-RU"/>
         </w:rPr>
-        <w:t xml:space="preserve">[66] судья [002.1]    [415], рассмотрев материалы гражданского дела по </w:t>
+        <w:t>[66] судья [002.1]</w:t>
+        <w:tab/>
+        <w:t xml:space="preserve">[415], рассмотрев материалы гражданского дела по </w:t>
       </w:r>
       <w:proofErr w:type="gramStart"/>
       <w:r>

--- a/Templates/ипотека/Определение о принятии короткий.docx
+++ b/Templates/ипотека/Определение о принятии короткий.docx
@@ -125,7 +125,7 @@
     <w:p>
       <w:pPr>
         <w:tabs>
-          <w:tab w:pos="9355" w:val="right"/>
+          <w:tab w:val="right" w:pos="9355"/>
         </w:tabs>
         <w:spacing w:after="0" w:line="240" w:lineRule="auto"/>
         <w:ind w:firstLine="708"/>
@@ -145,6 +145,14 @@
           <w:lang w:eastAsia="ru-RU"/>
         </w:rPr>
         <w:t>[66] судья [002.1]</w:t>
+      </w:r>
+      <w:r>
+        <w:rPr>
+          <w:rFonts w:ascii="Times New Roman" w:eastAsia="Times New Roman" w:hAnsi="Times New Roman"/>
+          <w:sz w:val="24"/>
+          <w:szCs w:val="24"/>
+          <w:lang w:eastAsia="ru-RU"/>
+        </w:rPr>
         <w:tab/>
         <w:t xml:space="preserve">[415], рассмотрев материалы гражданского дела по </w:t>
       </w:r>
@@ -166,7 +174,25 @@
           <w:szCs w:val="24"/>
           <w:lang w:eastAsia="ru-RU"/>
         </w:rPr>
-        <w:t xml:space="preserve"> [989] [2.2] о расторжении кредитного договора, взыскании задолженности, обращении взыскания на заложенное имущество, и руководствуясь </w:t>
+        <w:t xml:space="preserve"> [989] [2.2]</w:t>
+      </w:r>
+      <w:r>
+        <w:rPr>
+          <w:rFonts w:ascii="Times New Roman" w:eastAsia="Times New Roman" w:hAnsi="Times New Roman"/>
+          <w:sz w:val="24"/>
+          <w:szCs w:val="24"/>
+          <w:lang w:eastAsia="ru-RU"/>
+        </w:rPr>
+        <w:br/>
+      </w:r>
+      <w:r>
+        <w:rPr>
+          <w:rFonts w:ascii="Times New Roman" w:eastAsia="Times New Roman" w:hAnsi="Times New Roman"/>
+          <w:sz w:val="24"/>
+          <w:szCs w:val="24"/>
+          <w:lang w:eastAsia="ru-RU"/>
+        </w:rPr>
+        <w:t xml:space="preserve"> о расторжении кредитного договора, взыскании задолженности, обращении взыскания на заложенное имущество, и руководствуясь </w:t>
       </w:r>
       <w:proofErr w:type="spellStart"/>
       <w:r>
@@ -253,7 +279,81 @@
           <w:szCs w:val="24"/>
           <w:lang w:eastAsia="ru-RU"/>
         </w:rPr>
-        <w:t>Принять к своему производству гражданское дело по исковому заявлению [989] [2.2] о расторжении кредитного договора, взыскании задолженности, обращении взыскания на заложенное имущество, для рассмотрения по подсудности.</w:t>
+        <w:t>Принять к своему производству гражданское дело по исковому заявлению [989] [2.2] о расторжении кредитного договора</w:t>
+      </w:r>
+      <w:r>
+        <w:rPr>
+          <w:rFonts w:ascii="Times New Roman" w:eastAsia="Times New Roman" w:hAnsi="Times New Roman"/>
+          <w:sz w:val="24"/>
+          <w:szCs w:val="24"/>
+          <w:lang w:eastAsia="ru-RU"/>
+        </w:rPr>
+        <w:t xml:space="preserve"> </w:t>
+      </w:r>
+      <w:r>
+        <w:rPr>
+          <w:rFonts w:ascii="Times New Roman" w:eastAsia="Times New Roman" w:hAnsi="Times New Roman"/>
+          <w:sz w:val="24"/>
+          <w:szCs w:val="24"/>
+          <w:lang w:eastAsia="ru-RU"/>
+        </w:rPr>
+        <w:t xml:space="preserve">от </w:t>
+      </w:r>
+      <w:r>
+        <w:rPr>
+          <w:rFonts w:ascii="Times New Roman" w:eastAsia="Times New Roman" w:hAnsi="Times New Roman"/>
+          <w:sz w:val="24"/>
+          <w:szCs w:val="24"/>
+          <w:lang w:eastAsia="ru-RU"/>
+        </w:rPr>
+        <w:t>[100]</w:t>
+      </w:r>
+      <w:r>
+        <w:rPr>
+          <w:rFonts w:ascii="Times New Roman" w:eastAsia="Times New Roman" w:hAnsi="Times New Roman"/>
+          <w:sz w:val="24"/>
+          <w:szCs w:val="24"/>
+          <w:lang w:eastAsia="ru-RU"/>
+        </w:rPr>
+        <w:t xml:space="preserve"> № </w:t>
+      </w:r>
+      <w:r>
+        <w:rPr>
+          <w:rFonts w:ascii="Times New Roman" w:eastAsia="Times New Roman" w:hAnsi="Times New Roman"/>
+          <w:sz w:val="24"/>
+          <w:szCs w:val="24"/>
+          <w:lang w:eastAsia="ru-RU"/>
+        </w:rPr>
+        <w:t>[110</w:t>
+      </w:r>
+      <w:bookmarkStart w:id="0" w:name="_GoBack"/>
+      <w:bookmarkEnd w:id="0"/>
+      <w:r>
+        <w:rPr>
+          <w:rFonts w:ascii="Times New Roman" w:eastAsia="Times New Roman" w:hAnsi="Times New Roman"/>
+          <w:sz w:val="24"/>
+          <w:szCs w:val="24"/>
+          <w:lang w:eastAsia="ru-RU"/>
+        </w:rPr>
+        <w:t>]</w:t>
+      </w:r>
+      <w:r>
+        <w:rPr>
+          <w:rFonts w:ascii="Times New Roman" w:eastAsia="Times New Roman" w:hAnsi="Times New Roman"/>
+          <w:sz w:val="24"/>
+          <w:szCs w:val="24"/>
+          <w:lang w:eastAsia="ru-RU"/>
+        </w:rPr>
+        <w:t xml:space="preserve"> </w:t>
+      </w:r>
+      <w:r>
+        <w:rPr>
+          <w:rFonts w:ascii="Times New Roman" w:eastAsia="Times New Roman" w:hAnsi="Times New Roman"/>
+          <w:sz w:val="24"/>
+          <w:szCs w:val="24"/>
+          <w:lang w:eastAsia="ru-RU"/>
+        </w:rPr>
+        <w:t>, взыскании задолженности, обращении взыскания на заложенное имущество, для рассмотрения по подсудности.</w:t>
       </w:r>
     </w:p>
     <w:p>
@@ -367,10 +467,9 @@
     <w:p>
       <w:pPr>
         <w:tabs>
-          <w:tab w:pos="9355" w:val="right"/>
+          <w:tab w:val="right" w:pos="9355"/>
         </w:tabs>
         <w:spacing w:after="0" w:line="240" w:lineRule="auto"/>
-        <w:jc w:val="left"/>
         <w:rPr>
           <w:rFonts w:ascii="Times New Roman" w:eastAsia="Times New Roman" w:hAnsi="Times New Roman"/>
           <w:sz w:val="24"/>
@@ -398,10 +497,7 @@
         <w:t>[415]</w:t>
       </w:r>
     </w:p>
-    <w:p>
-      <w:bookmarkStart w:id="0" w:name="_GoBack"/>
-      <w:bookmarkEnd w:id="0"/>
-    </w:p>
+    <w:p/>
     <w:sectPr>
       <w:pgSz w:w="11906" w:h="16838"/>
       <w:pgMar w:top="1134" w:right="850" w:bottom="1134" w:left="1701" w:header="708" w:footer="708" w:gutter="0"/>
